--- a/assets/cv-swedish.docx
+++ b/assets/cv-swedish.docx
@@ -153,6 +153,27 @@
         </w:rPr>
         <w:t xml:space="preserve">github.com/Mahpan2222</w:t>
       </w:r>
+      <w:r>
+        <w:rPr>
+          <w:rFonts w:ascii="Georgia" w:cs="Georgia" w:eastAsia="Georgia" w:hAnsi="Georgia"/>
+          <w:color w:val="7A9AB5"/>
+          <w:sz w:val="19"/>
+          <w:szCs w:val="19"/>
+        </w:rPr>
+        <w:t xml:space="preserve">   ·   </w:t>
+      </w:r>
+      <w:hyperlink w:history="1" r:id="rId5yg1cmpvl6herrqsaapgz">
+        <w:r>
+          <w:rPr>
+            <w:rFonts w:ascii="Georgia" w:cs="Georgia" w:eastAsia="Georgia" w:hAnsi="Georgia"/>
+            <w:color w:val="5B8DB8"/>
+            <w:sz w:val="19"/>
+            <w:szCs w:val="19"/>
+            <w:u w:val="single" w:color="5B8DB8"/>
+          </w:rPr>
+          <w:t xml:space="preserve">Min Portfolio</w:t>
+        </w:r>
+      </w:hyperlink>
     </w:p>
     <w:p>
       <w:pPr>
@@ -618,7 +639,7 @@
           <w:sz w:val="20"/>
           <w:szCs w:val="20"/>
         </w:rPr>
-        <w:t xml:space="preserve">Bygger ett realtidssystem för positionsestimering med sju IMU-sensorer inbyggda i motorcykelkläder och hjälm — ett projekt i gränslandet mellan hårdvaruintegration och algoritmutveckling</w:t>
+        <w:t xml:space="preserve">Bygger ett realtidssystem för positionsestimering med sju IMU-sensorer inbyggda i motorcykelkläder och hjälm — i gränslandet mellan hårdvaruintegration och algoritmutveckling</w:t>
       </w:r>
     </w:p>
     <w:p>
@@ -1114,7 +1135,7 @@
           <w:sz w:val="20"/>
           <w:szCs w:val="20"/>
         </w:rPr>
-        <w:t xml:space="preserve">Verktyg</w:t>
+        <w:t xml:space="preserve">Maskininlärning</w:t>
       </w:r>
       <w:r>
         <w:t xml:space="preserve">	</w:t>
@@ -1126,7 +1147,7 @@
           <w:sz w:val="20"/>
           <w:szCs w:val="20"/>
         </w:rPr>
-        <w:t xml:space="preserve">MediaPipe  ·  Git  ·  ROS</w:t>
+        <w:t xml:space="preserve">Supervised learning  ·  Classification  ·  scikit-learn  ·  Neural networks (basic)</w:t>
       </w:r>
     </w:p>
     <w:p>
@@ -1207,7 +1228,7 @@
           <w:sz w:val="20"/>
           <w:szCs w:val="20"/>
         </w:rPr>
-        <w:t xml:space="preserve">Maskininlärning</w:t>
+        <w:t xml:space="preserve">Verktyg</w:t>
       </w:r>
       <w:r>
         <w:t xml:space="preserve">	</w:t>
@@ -1219,7 +1240,7 @@
           <w:sz w:val="20"/>
           <w:szCs w:val="20"/>
         </w:rPr>
-        <w:t xml:space="preserve">Supervised learning  ·  Classification  ·  scikit-learn  ·  Neural networks (basic)</w:t>
+        <w:t xml:space="preserve">MediaPipe  ·  Git  ·  ROS</w:t>
       </w:r>
     </w:p>
     <w:p>
@@ -1650,6 +1671,192 @@
         <w:t xml:space="preserve">Phone: _______________   |   Email: _______________</w:t>
       </w:r>
     </w:p>
+    <w:p>
+      <w:pPr>
+        <w:spacing w:after="160" w:before="0"/>
+      </w:pPr>
+      <w:r>
+        <w:t xml:space="preserve"/>
+      </w:r>
+    </w:p>
+    <w:p>
+      <w:pPr>
+        <w:pBdr>
+          <w:top w:val="single" w:color="B8D4ED" w:sz="3" w:space="0"/>
+        </w:pBdr>
+        <w:spacing w:after="0" w:before="0"/>
+      </w:pPr>
+      <w:r>
+        <w:t xml:space="preserve"/>
+      </w:r>
+    </w:p>
+    <w:tbl>
+      <w:tblPr>
+        <w:tblW w:type="dxa" w:w="9346"/>
+        <w:tblBorders>
+          <w:top w:val="single" w:color="auto" w:sz="4"/>
+          <w:left w:val="single" w:color="auto" w:sz="4"/>
+          <w:bottom w:val="single" w:color="auto" w:sz="4"/>
+          <w:right w:val="single" w:color="auto" w:sz="4"/>
+          <w:insideH w:val="single" w:color="auto" w:sz="4"/>
+          <w:insideV w:val="single" w:color="auto" w:sz="4"/>
+        </w:tblBorders>
+      </w:tblPr>
+      <w:tblGrid>
+        <w:gridCol w:w="7846"/>
+        <w:gridCol w:w="1500"/>
+      </w:tblGrid>
+      <w:tr>
+        <w:tc>
+          <w:tcPr>
+            <w:tcW w:type="dxa" w:w="7846"/>
+            <w:tcBorders>
+              <w:top w:val="none" w:color="FFFFFF" w:sz="0"/>
+              <w:left w:val="none" w:color="FFFFFF" w:sz="0"/>
+              <w:bottom w:val="none" w:color="FFFFFF" w:sz="0"/>
+              <w:right w:val="none" w:color="FFFFFF" w:sz="0"/>
+            </w:tcBorders>
+            <w:tcMar>
+              <w:top w:type="dxa" w:w="120"/>
+              <w:left w:type="dxa" w:w="0"/>
+              <w:bottom w:type="dxa" w:w="120"/>
+              <w:right w:type="dxa" w:w="200"/>
+            </w:tcMar>
+            <w:vAlign w:val="center"/>
+          </w:tcPr>
+          <w:p>
+            <w:pPr>
+              <w:spacing w:after="30" w:before="0"/>
+            </w:pPr>
+            <w:r>
+              <w:rPr>
+                <w:rFonts w:ascii="Georgia" w:cs="Georgia" w:eastAsia="Georgia" w:hAnsi="Georgia"/>
+                <w:i/>
+                <w:iCs/>
+                <w:color w:val="555555"/>
+                <w:sz w:val="19"/>
+                <w:szCs w:val="19"/>
+              </w:rPr>
+              <w:t xml:space="preserve">Besök min portfolio online</w:t>
+            </w:r>
+          </w:p>
+          <w:p>
+            <w:pPr>
+              <w:spacing w:after="30" w:before="0"/>
+            </w:pPr>
+            <w:hyperlink w:history="1" r:id="rIdk3d-_fin12p0hzdj_2jfg">
+              <w:r>
+                <w:rPr>
+                  <w:rFonts w:ascii="Georgia" w:cs="Georgia" w:eastAsia="Georgia" w:hAnsi="Georgia"/>
+                  <w:b/>
+                  <w:bCs/>
+                  <w:color w:val="5B8DB8"/>
+                  <w:sz w:val="20"/>
+                  <w:szCs w:val="20"/>
+                  <w:u w:val="single" w:color="5B8DB8"/>
+                </w:rPr>
+                <w:t xml:space="preserve">mahdi-panahi.vercel.app</w:t>
+              </w:r>
+            </w:hyperlink>
+          </w:p>
+          <w:p>
+            <w:pPr>
+              <w:spacing w:after="0" w:before="0"/>
+            </w:pPr>
+            <w:r>
+              <w:rPr>
+                <w:rFonts w:ascii="Georgia" w:cs="Georgia" w:eastAsia="Georgia" w:hAnsi="Georgia"/>
+                <w:color w:val="7A9AB5"/>
+                <w:sz w:val="18"/>
+                <w:szCs w:val="18"/>
+              </w:rPr>
+              <w:t xml:space="preserve">Projekt  ·  Forskning  ·  Nedladdningsbart CV</w:t>
+            </w:r>
+          </w:p>
+        </w:tc>
+        <w:tc>
+          <w:tcPr>
+            <w:tcW w:type="dxa" w:w="1500"/>
+            <w:tcBorders>
+              <w:top w:val="none" w:color="FFFFFF" w:sz="0"/>
+              <w:left w:val="none" w:color="FFFFFF" w:sz="0"/>
+              <w:bottom w:val="none" w:color="FFFFFF" w:sz="0"/>
+              <w:right w:val="none" w:color="FFFFFF" w:sz="0"/>
+            </w:tcBorders>
+            <w:tcMar>
+              <w:top w:type="dxa" w:w="100"/>
+              <w:left w:type="dxa" w:w="100"/>
+              <w:bottom w:type="dxa" w:w="100"/>
+              <w:right w:type="dxa" w:w="0"/>
+            </w:tcMar>
+            <w:vAlign w:val="center"/>
+          </w:tcPr>
+          <w:p>
+            <w:pPr>
+              <w:spacing w:after="4" w:before="0"/>
+              <w:jc w:val="right"/>
+            </w:pPr>
+            <w:r>
+              <w:drawing>
+                <wp:inline distT="0" distB="0" distL="0" distR="0">
+                  <wp:extent cx="838200" cy="838200"/>
+                  <wp:effectExtent t="0" r="0" b="0" l="0"/>
+                  <wp:docPr id="1" name="" descr="" title=""/>
+                  <wp:cNvGraphicFramePr>
+                    <a:graphicFrameLocks xmlns:a="http://schemas.openxmlformats.org/drawingml/2006/main" noChangeAspect="1"/>
+                  </wp:cNvGraphicFramePr>
+                  <a:graphic xmlns:a="http://schemas.openxmlformats.org/drawingml/2006/main">
+                    <a:graphicData uri="http://schemas.openxmlformats.org/drawingml/2006/picture">
+                      <pic:pic xmlns:pic="http://schemas.openxmlformats.org/drawingml/2006/picture">
+                        <pic:nvPicPr>
+                          <pic:cNvPr id="0" name="" descr=""/>
+                          <pic:cNvPicPr>
+                            <a:picLocks noChangeAspect="1" noChangeArrowheads="1"/>
+                          </pic:cNvPicPr>
+                        </pic:nvPicPr>
+                        <pic:blipFill>
+                          <a:blip r:embed="rId7" cstate="none"/>
+                          <a:srcRect/>
+                          <a:stretch>
+                            <a:fillRect/>
+                          </a:stretch>
+                        </pic:blipFill>
+                        <pic:spPr bwMode="auto">
+                          <a:xfrm>
+                            <a:off x="0" y="0"/>
+                            <a:ext cx="838200" cy="838200"/>
+                          </a:xfrm>
+                          <a:prstGeom prst="rect">
+                            <a:avLst/>
+                          </a:prstGeom>
+                        </pic:spPr>
+                      </pic:pic>
+                    </a:graphicData>
+                  </a:graphic>
+                </wp:inline>
+              </w:drawing>
+            </w:r>
+          </w:p>
+          <w:p>
+            <w:pPr>
+              <w:spacing w:after="0" w:before="0"/>
+              <w:jc w:val="right"/>
+            </w:pPr>
+            <w:r>
+              <w:rPr>
+                <w:rFonts w:ascii="Georgia" w:cs="Georgia" w:eastAsia="Georgia" w:hAnsi="Georgia"/>
+                <w:i/>
+                <w:iCs/>
+                <w:color w:val="7A9AB5"/>
+                <w:sz w:val="14"/>
+                <w:szCs w:val="14"/>
+              </w:rPr>
+              <w:t xml:space="preserve">Skanna för att öppna</w:t>
+            </w:r>
+          </w:p>
+        </w:tc>
+      </w:tr>
+    </w:tbl>
     <w:sectPr>
       <w:pgSz w:w="11906" w:h="16838" w:orient="portrait"/>
       <w:pgMar w:top="900" w:right="960" w:bottom="900" w:left="960" w:header="708" w:footer="708" w:gutter="0"/>

--- a/assets/cv-swedish.docx
+++ b/assets/cv-swedish.docx
@@ -79,7 +79,7 @@
           <w:sz w:val="19"/>
           <w:szCs w:val="19"/>
         </w:rPr>
-        <w:t xml:space="preserve">Helsingborg, Sverige</w:t>
+        <w:t xml:space="preserve">Helsingborg, Sverige   ·   070 449 42 63   ·   swemahdi@gmail.com   ·   mahpan22@student.hh.se   ·   github.com/Mahpan2222   ·   </w:t>
       </w:r>
       <w:r>
         <w:rPr>
@@ -88,7 +88,6 @@
           <w:sz w:val="19"/>
           <w:szCs w:val="19"/>
         </w:rPr>
-        <w:t xml:space="preserve">   ·   </w:t>
       </w:r>
       <w:r>
         <w:rPr>
@@ -97,7 +96,6 @@
           <w:sz w:val="19"/>
           <w:szCs w:val="19"/>
         </w:rPr>
-        <w:t xml:space="preserve">070 449 42 63</w:t>
       </w:r>
       <w:r>
         <w:rPr>
@@ -106,7 +104,6 @@
           <w:sz w:val="19"/>
           <w:szCs w:val="19"/>
         </w:rPr>
-        <w:t xml:space="preserve">   ·   </w:t>
       </w:r>
       <w:r>
         <w:rPr>
@@ -115,7 +112,6 @@
           <w:sz w:val="19"/>
           <w:szCs w:val="19"/>
         </w:rPr>
-        <w:t xml:space="preserve">swemahdi@gmail.com</w:t>
       </w:r>
       <w:r>
         <w:rPr>
@@ -124,7 +120,6 @@
           <w:sz w:val="19"/>
           <w:szCs w:val="19"/>
         </w:rPr>
-        <w:t xml:space="preserve">   ·   </w:t>
       </w:r>
       <w:r>
         <w:rPr>
@@ -133,7 +128,6 @@
           <w:sz w:val="19"/>
           <w:szCs w:val="19"/>
         </w:rPr>
-        <w:t xml:space="preserve">mahpan22@student.hh.se</w:t>
       </w:r>
       <w:r>
         <w:rPr>
@@ -142,7 +136,6 @@
           <w:sz w:val="19"/>
           <w:szCs w:val="19"/>
         </w:rPr>
-        <w:t xml:space="preserve">   ·   </w:t>
       </w:r>
       <w:r>
         <w:rPr>
@@ -151,7 +144,6 @@
           <w:sz w:val="19"/>
           <w:szCs w:val="19"/>
         </w:rPr>
-        <w:t xml:space="preserve">github.com/Mahpan2222</w:t>
       </w:r>
       <w:r>
         <w:rPr>
@@ -160,7 +152,6 @@
           <w:sz w:val="19"/>
           <w:szCs w:val="19"/>
         </w:rPr>
-        <w:t xml:space="preserve">   ·   </w:t>
       </w:r>
       <w:hyperlink w:history="1" r:id="rId5yg1cmpvl6herrqsaapgz">
         <w:r>
@@ -234,7 +225,7 @@
           <w:sz w:val="20"/>
           <w:szCs w:val="20"/>
         </w:rPr>
-        <w:t xml:space="preserve">Dataingenjörsstudent vid Högskolan i Halmstad som läser kandidatprogrammet i datateknik. Medförfattare till en granskad IEEE-konferensartikel om kryptografisk prestanda för V2X-fordonssäkerhetssystem, inskickad till ETFA 2026. Genomför för närvarande ett betalt examensarbete hos Autoliv om realtidsbaserad positionsestimering med multi-IMU-sensorsystem. Har vid sidan av heltidsstudier haft kontinuerlig anställning i tre år och upprepade gånger uppmärksammats av chefer på flera nivåer.</w:t>
+        <w:t>Dataingenjörsstudent vid Högskolan i Halmstad som läser kandidatprogrammet i datateknik. Medförfattare till en accepterad IEEE-konferensartikel om kryptografisk prestanda för V2X-fordonssäkerhetssystem, accepterad vid IEEE ETFA 2026. Genomför för närvarande ett betalt examensarbete hos Autoliv om realtidsbaserad positionsestimering med multi-IMU-sensorsystem. Har vid sidan av heltidsstudier haft kontinuerlig anställning i tre år och upprepade gånger uppmärksammats av chefer på flera nivåer.</w:t>
       </w:r>
     </w:p>
     <w:p>
@@ -312,7 +303,7 @@
           <w:sz w:val="20"/>
           <w:szCs w:val="20"/>
         </w:rPr>
-        <w:t xml:space="preserve">IEEE ETFA 2026 (Emerging Technologies &amp; Factory Automation), Västerås, Sverige  ·  Status: Under granskning</w:t>
+        <w:t>IEEE ETFA 2026 (Emerging Technologies &amp; Factory Automation), Västerås, Sverige  ·  Status: Accepterad — IEEE ETFA 2026</w:t>
       </w:r>
     </w:p>
     <w:p>
@@ -426,7 +417,7 @@
           <w:sz w:val="20"/>
           <w:szCs w:val="20"/>
         </w:rPr>
-        <w:t xml:space="preserve">Source code publicly available — github.com/Mahpan2222</w:t>
+        <w:t>Source code publicly available — github.com/obakha22</w:t>
       </w:r>
     </w:p>
     <w:p>
@@ -1042,19 +1033,18 @@
           <w:sz w:val="20"/>
           <w:szCs w:val="20"/>
         </w:rPr>
-        <w:t xml:space="preserve">Programspråk</w:t>
-      </w:r>
-      <w:r>
-        <w:t xml:space="preserve">	</w:t>
-      </w:r>
-      <w:r>
-        <w:rPr>
-          <w:rFonts w:ascii="Georgia" w:cs="Georgia" w:eastAsia="Georgia" w:hAnsi="Georgia"/>
-          <w:color w:val="1E1E1E"/>
-          <w:sz w:val="20"/>
-          <w:szCs w:val="20"/>
-        </w:rPr>
-        <w:t xml:space="preserve">Python  ·  Java  ·  Advanced Java  ·  C / C++  ·  MATLAB  ·  Bash</w:t>
+        <w:t>Programspråk</w:t>
+        <w:tab/>
+        <w:t>Python  ·  Java  ·  C / C++  ·  PHP  ·  JavaScript  ·  Bash</w:t>
+      </w:r>
+      <w:r/>
+      <w:r>
+        <w:rPr>
+          <w:rFonts w:ascii="Georgia" w:cs="Georgia" w:eastAsia="Georgia" w:hAnsi="Georgia"/>
+          <w:color w:val="1E1E1E"/>
+          <w:sz w:val="20"/>
+          <w:szCs w:val="20"/>
+        </w:rPr>
       </w:r>
     </w:p>
     <w:p>
@@ -1135,19 +1125,18 @@
           <w:sz w:val="20"/>
           <w:szCs w:val="20"/>
         </w:rPr>
-        <w:t xml:space="preserve">Maskininlärning</w:t>
-      </w:r>
-      <w:r>
-        <w:t xml:space="preserve">	</w:t>
-      </w:r>
-      <w:r>
-        <w:rPr>
-          <w:rFonts w:ascii="Georgia" w:cs="Georgia" w:eastAsia="Georgia" w:hAnsi="Georgia"/>
-          <w:color w:val="1E1E1E"/>
-          <w:sz w:val="20"/>
-          <w:szCs w:val="20"/>
-        </w:rPr>
-        <w:t xml:space="preserve">Supervised learning  ·  Classification  ·  scikit-learn  ·  Neural networks (basic)</w:t>
+        <w:t>Maskininlärning</w:t>
+        <w:tab/>
+        <w:t>Supervised learning  ·  Classification  ·  scikit-learn  ·  Neurala nätverk (grundläggande)</w:t>
+      </w:r>
+      <w:r/>
+      <w:r>
+        <w:rPr>
+          <w:rFonts w:ascii="Georgia" w:cs="Georgia" w:eastAsia="Georgia" w:hAnsi="Georgia"/>
+          <w:color w:val="1E1E1E"/>
+          <w:sz w:val="20"/>
+          <w:szCs w:val="20"/>
+        </w:rPr>
       </w:r>
     </w:p>
     <w:p>
@@ -1166,19 +1155,18 @@
           <w:sz w:val="20"/>
           <w:szCs w:val="20"/>
         </w:rPr>
-        <w:t xml:space="preserve">Frontend</w:t>
-      </w:r>
-      <w:r>
-        <w:t xml:space="preserve">	</w:t>
-      </w:r>
-      <w:r>
-        <w:rPr>
-          <w:rFonts w:ascii="Georgia" w:cs="Georgia" w:eastAsia="Georgia" w:hAnsi="Georgia"/>
-          <w:color w:val="1E1E1E"/>
-          <w:sz w:val="20"/>
-          <w:szCs w:val="20"/>
-        </w:rPr>
-        <w:t xml:space="preserve">HTML  ·  CSS  ·  PHP</w:t>
+        <w:t>Frontend</w:t>
+        <w:tab/>
+        <w:t>HTML  ·  CSS  ·  JavaScript</w:t>
+      </w:r>
+      <w:r/>
+      <w:r>
+        <w:rPr>
+          <w:rFonts w:ascii="Georgia" w:cs="Georgia" w:eastAsia="Georgia" w:hAnsi="Georgia"/>
+          <w:color w:val="1E1E1E"/>
+          <w:sz w:val="20"/>
+          <w:szCs w:val="20"/>
+        </w:rPr>
       </w:r>
     </w:p>
     <w:p>
@@ -1259,19 +1247,18 @@
           <w:sz w:val="20"/>
           <w:szCs w:val="20"/>
         </w:rPr>
-        <w:t xml:space="preserve">Metoder</w:t>
-      </w:r>
-      <w:r>
-        <w:t xml:space="preserve">	</w:t>
-      </w:r>
-      <w:r>
-        <w:rPr>
-          <w:rFonts w:ascii="Georgia" w:cs="Georgia" w:eastAsia="Georgia" w:hAnsi="Georgia"/>
-          <w:color w:val="1E1E1E"/>
-          <w:sz w:val="20"/>
-          <w:szCs w:val="20"/>
-        </w:rPr>
-        <w:t xml:space="preserve">Algorithm development  ·  Data collection &amp; validation  ·  Technical documentation</w:t>
+        <w:t>Metoder</w:t>
+        <w:tab/>
+        <w:t>Algoritmutveckling  ·  Datainsamling &amp; validering  ·  Teknisk dokumentation</w:t>
+      </w:r>
+      <w:r/>
+      <w:r>
+        <w:rPr>
+          <w:rFonts w:ascii="Georgia" w:cs="Georgia" w:eastAsia="Georgia" w:hAnsi="Georgia"/>
+          <w:color w:val="1E1E1E"/>
+          <w:sz w:val="20"/>
+          <w:szCs w:val="20"/>
+        </w:rPr>
       </w:r>
     </w:p>
     <w:p>

--- a/assets/cv-swedish.docx
+++ b/assets/cv-swedish.docx
@@ -225,7 +225,7 @@
           <w:sz w:val="20"/>
           <w:szCs w:val="20"/>
         </w:rPr>
-        <w:t>Dataingenjörsstudent vid Högskolan i Halmstad som läser kandidatprogrammet i datateknik. Medförfattare till en accepterad IEEE-konferensartikel om kryptografisk prestanda för V2X-fordonssäkerhetssystem, accepterad vid IEEE ETFA 2026. Genomför för närvarande ett betalt examensarbete hos Autoliv om realtidsbaserad positionsestimering med multi-IMU-sensorsystem. Har vid sidan av heltidsstudier haft kontinuerlig anställning i tre år och upprepade gånger uppmärksammats av chefer på flera nivåer.</w:t>
+        <w:t>Dataingenjörsstudent på sista året vid Högskolan i Halmstad. Medförfattare till en IEEE-konferensartikel om kryptografisk prestanda för V2X-fordonssäkerhetssystem, accepterad till IEEE ETFA 2026. Gör just nu ett betalt examensarbete hos Autoliv om estimering av kroppshållning i realtid med multi-IMU-sensorer. Har jobbat deltid i över tre år vid sidan av heltidsstudierna, med referenser från chefer på flera nivåer.</w:t>
       </w:r>
     </w:p>
     <w:p>
@@ -273,7 +273,7 @@
           <w:sz w:val="22"/>
           <w:szCs w:val="22"/>
         </w:rPr>
-        <w:t xml:space="preserve">Micro-benchmark av ECDSA-kurvor och Ed25519 för V2X-meddelandeautentisering med låg latens</w:t>
+        <w:t>A Micro-benchmark of ECDSA Curves and Ed25519 for Low-Latency V2X Message Authentication</w:t>
       </w:r>
       <w:r>
         <w:t xml:space="preserve">	</w:t>
@@ -303,7 +303,7 @@
           <w:sz w:val="20"/>
           <w:szCs w:val="20"/>
         </w:rPr>
-        <w:t>IEEE ETFA 2026 (Emerging Technologies &amp; Factory Automation), Västerås, Sverige  ·  Status: Accepterad — IEEE ETFA 2026</w:t>
+        <w:t>IEEE ETFA 2026 (Emerging Technologies &amp; Factory Automation), Västerås, Sverige  ·  Status: Accepterad</w:t>
       </w:r>
     </w:p>
     <w:p>
@@ -379,7 +379,7 @@
           <w:sz w:val="20"/>
           <w:szCs w:val="20"/>
         </w:rPr>
-        <w:t xml:space="preserve">Nyckelresultat: Ed25519 uppnår upp till 27 000 signaturer per sekund — optimalt för täta fordonstrafik­miljöer inom den strikta 100 ms-latenstiden</w:t>
+        <w:t>Nyckelresultat: Ed25519 klarar upp till 27 000 signaturer per sekund — tillräckligt snabbt för tät trafik inom latenskravet på 100 ms</w:t>
       </w:r>
     </w:p>
     <w:p>
@@ -398,7 +398,7 @@
           <w:sz w:val="20"/>
           <w:szCs w:val="20"/>
         </w:rPr>
-        <w:t xml:space="preserve">Implementerat med Java Microbenchmark Harness (JMH) och Bouncy Castle kryptografisk leverantör</w:t>
+        <w:t>Implementerat med Java Microbenchmark Harness (JMH) och kryptobiblioteket Bouncy Castle</w:t>
       </w:r>
     </w:p>
     <w:p>
@@ -417,7 +417,7 @@
           <w:sz w:val="20"/>
           <w:szCs w:val="20"/>
         </w:rPr>
-        <w:t>Source code publicly available — github.com/obakha22</w:t>
+        <w:t>Källkoden finns öppet tillgänglig — github.com/obakha22</w:t>
       </w:r>
     </w:p>
     <w:p>
@@ -581,7 +581,7 @@
           <w:sz w:val="22"/>
           <w:szCs w:val="22"/>
         </w:rPr>
-        <w:t xml:space="preserve">Positionsestimering för motorcykelförare — Multi-IMU-system</w:t>
+        <w:t>Estimering av kroppshållning för motorcykelförare — Multi-IMU-system</w:t>
       </w:r>
       <w:r>
         <w:t xml:space="preserve">	</w:t>
@@ -630,7 +630,7 @@
           <w:sz w:val="20"/>
           <w:szCs w:val="20"/>
         </w:rPr>
-        <w:t xml:space="preserve">Bygger ett realtidssystem för positionsestimering med sju IMU-sensorer inbyggda i motorcykelkläder och hjälm — i gränslandet mellan hårdvaruintegration och algoritmutveckling</w:t>
+        <w:t>Bygger ett realtidssystem som estimerar förarens kroppshållning med sju IMU-sensorer inbyggda i motorcykeljacka och hjälm</w:t>
       </w:r>
     </w:p>
     <w:p>
@@ -706,7 +706,7 @@
           <w:sz w:val="20"/>
           <w:szCs w:val="20"/>
         </w:rPr>
-        <w:t xml:space="preserve">Formaliserat som ett betalt uppdrag med undertecknat avtal från Autoliv</w:t>
+        <w:t>Betalt examensarbete med undertecknat avtal från Autoliv</w:t>
       </w:r>
     </w:p>
     <w:p>
@@ -803,7 +803,7 @@
           <w:sz w:val="20"/>
           <w:szCs w:val="20"/>
         </w:rPr>
-        <w:t xml:space="preserve">Har jobbat här under hela studietiden — över tre år deltid parallellt med heltidsstudier, hos en av Sveriges största kedjor inom trädgård och växter</w:t>
+        <w:t>Har jobbat här under hela studietiden — över tre år på deltid parallellt med heltidsstudier, hos en av Sveriges största kedjor inom trädgård och växter</w:t>
       </w:r>
     </w:p>
     <w:p>
@@ -822,7 +822,7 @@
           <w:sz w:val="20"/>
           <w:szCs w:val="20"/>
         </w:rPr>
-        <w:t xml:space="preserve">Dagliga ansvarsområden inkluderar lagerhantering, kundvägledning och att hålla avdelningen i ordning under högtrycksperioder</w:t>
+        <w:t>Dagligt ansvar för lagerhantering, kundservice och att hålla ordning på avdelningen under intensiva perioder</w:t>
       </w:r>
     </w:p>
     <w:p>
@@ -841,7 +841,7 @@
           <w:sz w:val="20"/>
           <w:szCs w:val="20"/>
         </w:rPr>
-        <w:t xml:space="preserve">Har byggt goda arbetsrelationer med kollegor och chefer på flera nivåer — fem chefer har erbjudit sig att fungera som referenser</w:t>
+        <w:t>Har byggt goda arbetsrelationer med kollegor och chefer på flera nivåer — fem chefer har erbjudit sig att ställa upp som referenser</w:t>
       </w:r>
     </w:p>
     <w:p>
@@ -1075,7 +1075,7 @@
           <w:sz w:val="20"/>
           <w:szCs w:val="20"/>
         </w:rPr>
-        <w:t xml:space="preserve">ESP32  ·  microROS  ·  IMU integration  ·  Wi-Fi data streaming</w:t>
+        <w:t>ESP32  ·  microROS  ·  IMU-integration  ·  Wi-Fi-dataströmning</w:t>
       </w:r>
     </w:p>
     <w:p>
@@ -1106,7 +1106,7 @@
           <w:sz w:val="20"/>
           <w:szCs w:val="20"/>
         </w:rPr>
-        <w:t xml:space="preserve">Extended Kalman Filter  ·  Madgwick  ·  Mahony  ·  Sensor fusion</w:t>
+        <w:t>Extended Kalman Filter  ·  Madgwick  ·  Mahony  ·  Sensorfusion</w:t>
       </w:r>
     </w:p>
     <w:p>
@@ -1127,7 +1127,7 @@
         </w:rPr>
         <w:t>Maskininlärning</w:t>
         <w:tab/>
-        <w:t>Supervised learning  ·  Classification  ·  scikit-learn  ·  Neurala nätverk (grundläggande)</w:t>
+        <w:t>Övervakad inlärning  ·  Klassificering  ·  scikit-learn</w:t>
       </w:r>
       <w:r/>
       <w:r>
@@ -1197,7 +1197,7 @@
           <w:sz w:val="20"/>
           <w:szCs w:val="20"/>
         </w:rPr>
-        <w:t xml:space="preserve">SQL  ·  MySQL  ·  Database design</w:t>
+        <w:t>SQL  ·  MySQL  ·  Databasdesign</w:t>
       </w:r>
     </w:p>
     <w:p>
@@ -1345,7 +1345,7 @@
           <w:sz w:val="20"/>
           <w:szCs w:val="20"/>
         </w:rPr>
-        <w:t xml:space="preserve">English</w:t>
+        <w:t>Engelska</w:t>
       </w:r>
       <w:r>
         <w:t xml:space="preserve">	</w:t>
@@ -1471,7 +1471,7 @@
           <w:sz w:val="19"/>
           <w:szCs w:val="19"/>
         </w:rPr>
-        <w:t xml:space="preserve">Phone: _______________   |   Email: _______________</w:t>
+        <w:t>Telefon: _______________   |   E-post: _______________</w:t>
       </w:r>
     </w:p>
     <w:p>
@@ -1517,7 +1517,7 @@
           <w:sz w:val="19"/>
           <w:szCs w:val="19"/>
         </w:rPr>
-        <w:t xml:space="preserve">Phone: _______________   |   Email: _______________</w:t>
+        <w:t>Telefon: _______________   |   E-post: _______________</w:t>
       </w:r>
     </w:p>
     <w:p>
@@ -1563,7 +1563,7 @@
           <w:sz w:val="19"/>
           <w:szCs w:val="19"/>
         </w:rPr>
-        <w:t xml:space="preserve">Phone: _______________   |   Email: _______________</w:t>
+        <w:t>Telefon: _______________   |   E-post: _______________</w:t>
       </w:r>
     </w:p>
     <w:p>
@@ -1609,7 +1609,7 @@
           <w:sz w:val="19"/>
           <w:szCs w:val="19"/>
         </w:rPr>
-        <w:t xml:space="preserve">Phone: _______________   |   Email: _______________</w:t>
+        <w:t>Telefon: _______________   |   E-post: _______________</w:t>
       </w:r>
     </w:p>
     <w:p>
@@ -1655,7 +1655,7 @@
           <w:sz w:val="19"/>
           <w:szCs w:val="19"/>
         </w:rPr>
-        <w:t xml:space="preserve">Phone: _______________   |   Email: _______________</w:t>
+        <w:t>Telefon: _______________   |   E-post: _______________</w:t>
       </w:r>
     </w:p>
     <w:p>

--- a/assets/cv-swedish.docx
+++ b/assets/cv-swedish.docx
@@ -225,7 +225,7 @@
           <w:sz w:val="20"/>
           <w:szCs w:val="20"/>
         </w:rPr>
-        <w:t>Dataingenjörsstudent på sista året vid Högskolan i Halmstad. Medförfattare till en IEEE-konferensartikel om kryptografisk prestanda för V2X-fordonssäkerhetssystem, accepterad till IEEE ETFA 2026. Gör just nu ett betalt examensarbete hos Autoliv om estimering av kroppshållning i realtid med multi-IMU-sensorer. Har jobbat deltid i över tre år vid sidan av heltidsstudierna, med referenser från chefer på flera nivåer.</w:t>
+        <w:t>Dataingenjörsstudent vid Högskolan i Halmstad med pågående examensarbete hos Autoliv och kvarvarande kurser i programmet. Medförfattare till en IEEE-konferensartikel om kryptografisk prestanda för V2X-fordonssäkerhet, accepterad till IEEE ETFA 2026. Van vid Linux- och Windowsmiljöer, Python och systematisk testning och validering av inbyggda realtidssystem. Har jobbat deltid i över tre år parallellt med heltidsstudier.</w:t>
       </w:r>
     </w:p>
     <w:p>
@@ -417,8 +417,20 @@
           <w:sz w:val="20"/>
           <w:szCs w:val="20"/>
         </w:rPr>
-        <w:t>Källkoden finns öppet tillgänglig — github.com/obakha22</w:t>
-      </w:r>
+        <w:t xml:space="preserve">Källkod: </w:t>
+      </w:r>
+      <w:hyperlink r:id="rId8">
+        <w:r>
+          <w:rPr>
+            <w:rStyle w:val="Hyperlink"/>
+            <w:rFonts w:ascii="Georgia" w:cs="Georgia" w:eastAsia="Georgia" w:hAnsi="Georgia"/>
+            <w:color w:val="1E1E1E"/>
+            <w:sz w:val="20"/>
+            <w:szCs w:val="20"/>
+          </w:rPr>
+          <w:t>github.com/Mahpan2222</w:t>
+        </w:r>
+      </w:hyperlink>
     </w:p>
     <w:p>
       <w:pPr>
@@ -1063,19 +1075,19 @@
           <w:sz w:val="20"/>
           <w:szCs w:val="20"/>
         </w:rPr>
-        <w:t xml:space="preserve">Inbyggda syst.</w:t>
-      </w:r>
-      <w:r>
-        <w:t xml:space="preserve">	</w:t>
-      </w:r>
-      <w:r>
-        <w:rPr>
-          <w:rFonts w:ascii="Georgia" w:cs="Georgia" w:eastAsia="Georgia" w:hAnsi="Georgia"/>
-          <w:color w:val="1E1E1E"/>
-          <w:sz w:val="20"/>
-          <w:szCs w:val="20"/>
-        </w:rPr>
-        <w:t>ESP32  ·  microROS  ·  IMU-integration  ·  Wi-Fi-dataströmning</w:t>
+        <w:t>Inbyggda syst.</w:t>
+      </w:r>
+      <w:r>
+        <w:tab/>
+      </w:r>
+      <w:r>
+        <w:rPr>
+          <w:rFonts w:ascii="Georgia" w:cs="Georgia" w:eastAsia="Georgia" w:hAnsi="Georgia"/>
+          <w:color w:val="1E1E1E"/>
+          <w:sz w:val="20"/>
+          <w:szCs w:val="20"/>
+        </w:rPr>
+        <w:t>ESP32  ·  microROS  ·  IMU-integration</w:t>
       </w:r>
     </w:p>
     <w:p>
@@ -1094,19 +1106,19 @@
           <w:sz w:val="20"/>
           <w:szCs w:val="20"/>
         </w:rPr>
-        <w:t xml:space="preserve">Algoritmer</w:t>
-      </w:r>
-      <w:r>
-        <w:t xml:space="preserve">	</w:t>
-      </w:r>
-      <w:r>
-        <w:rPr>
-          <w:rFonts w:ascii="Georgia" w:cs="Georgia" w:eastAsia="Georgia" w:hAnsi="Georgia"/>
-          <w:color w:val="1E1E1E"/>
-          <w:sz w:val="20"/>
-          <w:szCs w:val="20"/>
-        </w:rPr>
-        <w:t>Extended Kalman Filter  ·  Madgwick  ·  Mahony  ·  Sensorfusion</w:t>
+        <w:t>Nätverk</w:t>
+      </w:r>
+      <w:r>
+        <w:tab/>
+      </w:r>
+      <w:r>
+        <w:rPr>
+          <w:rFonts w:ascii="Georgia" w:cs="Georgia" w:eastAsia="Georgia" w:hAnsi="Georgia"/>
+          <w:color w:val="1E1E1E"/>
+          <w:sz w:val="20"/>
+          <w:szCs w:val="20"/>
+        </w:rPr>
+        <w:t>TCP/IP  ·  Wi-Fi-dataströmning  ·  V2X-kommunikation</w:t>
       </w:r>
     </w:p>
     <w:p>
@@ -1125,18 +1137,19 @@
           <w:sz w:val="20"/>
           <w:szCs w:val="20"/>
         </w:rPr>
-        <w:t>Maskininlärning</w:t>
-        <w:tab/>
-        <w:t>Övervakad inlärning  ·  Klassificering  ·  scikit-learn</w:t>
-      </w:r>
-      <w:r/>
-      <w:r>
-        <w:rPr>
-          <w:rFonts w:ascii="Georgia" w:cs="Georgia" w:eastAsia="Georgia" w:hAnsi="Georgia"/>
-          <w:color w:val="1E1E1E"/>
-          <w:sz w:val="20"/>
-          <w:szCs w:val="20"/>
-        </w:rPr>
+        <w:t xml:space="preserve">Algoritmer</w:t>
+      </w:r>
+      <w:r>
+        <w:t xml:space="preserve">	</w:t>
+      </w:r>
+      <w:r>
+        <w:rPr>
+          <w:rFonts w:ascii="Georgia" w:cs="Georgia" w:eastAsia="Georgia" w:hAnsi="Georgia"/>
+          <w:color w:val="1E1E1E"/>
+          <w:sz w:val="20"/>
+          <w:szCs w:val="20"/>
+        </w:rPr>
+        <w:t>Extended Kalman Filter  ·  Madgwick  ·  Mahony  ·  Sensorfusion</w:t>
       </w:r>
     </w:p>
     <w:p>
@@ -1155,18 +1168,19 @@
           <w:sz w:val="20"/>
           <w:szCs w:val="20"/>
         </w:rPr>
-        <w:t>Frontend</w:t>
+        <w:t>Maskininlärn.</w:t>
+      </w:r>
+      <w:r>
         <w:tab/>
-        <w:t>HTML  ·  CSS  ·  JavaScript</w:t>
-      </w:r>
-      <w:r/>
-      <w:r>
-        <w:rPr>
-          <w:rFonts w:ascii="Georgia" w:cs="Georgia" w:eastAsia="Georgia" w:hAnsi="Georgia"/>
-          <w:color w:val="1E1E1E"/>
-          <w:sz w:val="20"/>
-          <w:szCs w:val="20"/>
-        </w:rPr>
+      </w:r>
+      <w:r>
+        <w:rPr>
+          <w:rFonts w:ascii="Georgia" w:cs="Georgia" w:eastAsia="Georgia" w:hAnsi="Georgia"/>
+          <w:color w:val="1E1E1E"/>
+          <w:sz w:val="20"/>
+          <w:szCs w:val="20"/>
+        </w:rPr>
+        <w:t>Övervakad inlärning  ·  Klassificering  ·  scikit-learn</w:t>
       </w:r>
     </w:p>
     <w:p>
@@ -1185,19 +1199,18 @@
           <w:sz w:val="20"/>
           <w:szCs w:val="20"/>
         </w:rPr>
-        <w:t xml:space="preserve">Databaser</w:t>
-      </w:r>
-      <w:r>
-        <w:t xml:space="preserve">	</w:t>
-      </w:r>
-      <w:r>
-        <w:rPr>
-          <w:rFonts w:ascii="Georgia" w:cs="Georgia" w:eastAsia="Georgia" w:hAnsi="Georgia"/>
-          <w:color w:val="1E1E1E"/>
-          <w:sz w:val="20"/>
-          <w:szCs w:val="20"/>
-        </w:rPr>
-        <w:t>SQL  ·  MySQL  ·  Databasdesign</w:t>
+        <w:t>Frontend</w:t>
+        <w:tab/>
+        <w:t>HTML  ·  CSS  ·  JavaScript</w:t>
+      </w:r>
+      <w:r/>
+      <w:r>
+        <w:rPr>
+          <w:rFonts w:ascii="Georgia" w:cs="Georgia" w:eastAsia="Georgia" w:hAnsi="Georgia"/>
+          <w:color w:val="1E1E1E"/>
+          <w:sz w:val="20"/>
+          <w:szCs w:val="20"/>
+        </w:rPr>
       </w:r>
     </w:p>
     <w:p>
@@ -1216,7 +1229,7 @@
           <w:sz w:val="20"/>
           <w:szCs w:val="20"/>
         </w:rPr>
-        <w:t xml:space="preserve">Verktyg</w:t>
+        <w:t xml:space="preserve">Databaser</w:t>
       </w:r>
       <w:r>
         <w:t xml:space="preserve">	</w:t>
@@ -1228,7 +1241,7 @@
           <w:sz w:val="20"/>
           <w:szCs w:val="20"/>
         </w:rPr>
-        <w:t xml:space="preserve">MediaPipe  ·  Git  ·  ROS</w:t>
+        <w:t>SQL  ·  MySQL  ·  Databasdesign</w:t>
       </w:r>
     </w:p>
     <w:p>
@@ -1247,18 +1260,50 @@
           <w:sz w:val="20"/>
           <w:szCs w:val="20"/>
         </w:rPr>
+        <w:t>Verktyg</w:t>
+      </w:r>
+      <w:r>
+        <w:tab/>
+      </w:r>
+      <w:r>
+        <w:rPr>
+          <w:rFonts w:ascii="Georgia" w:cs="Georgia" w:eastAsia="Georgia" w:hAnsi="Georgia"/>
+          <w:color w:val="1E1E1E"/>
+          <w:sz w:val="20"/>
+          <w:szCs w:val="20"/>
+        </w:rPr>
+        <w:t>Linux  ·  Windows  ·  Git  ·  ROS  ·  MediaPipe</w:t>
+      </w:r>
+    </w:p>
+    <w:p>
+      <w:pPr>
+        <w:tabs>
+          <w:tab w:val="left" w:pos="1700"/>
+        </w:tabs>
+        <w:spacing w:after="38" w:before="38"/>
+      </w:pPr>
+      <w:r>
+        <w:rPr>
+          <w:rFonts w:ascii="Georgia" w:cs="Georgia" w:eastAsia="Georgia" w:hAnsi="Georgia"/>
+          <w:b/>
+          <w:bCs/>
+          <w:color w:val="5B8DB8"/>
+          <w:sz w:val="20"/>
+          <w:szCs w:val="20"/>
+        </w:rPr>
         <w:t>Metoder</w:t>
+      </w:r>
+      <w:r>
         <w:tab/>
-        <w:t>Algoritmutveckling  ·  Datainsamling &amp; validering  ·  Teknisk dokumentation</w:t>
-      </w:r>
-      <w:r/>
-      <w:r>
-        <w:rPr>
-          <w:rFonts w:ascii="Georgia" w:cs="Georgia" w:eastAsia="Georgia" w:hAnsi="Georgia"/>
-          <w:color w:val="1E1E1E"/>
-          <w:sz w:val="20"/>
-          <w:szCs w:val="20"/>
-        </w:rPr>
+      </w:r>
+      <w:r>
+        <w:rPr>
+          <w:rFonts w:ascii="Georgia" w:cs="Georgia" w:eastAsia="Georgia" w:hAnsi="Georgia"/>
+          <w:color w:val="1E1E1E"/>
+          <w:sz w:val="20"/>
+          <w:szCs w:val="20"/>
+        </w:rPr>
+        <w:t>Testning &amp; validering  ·  Felsökning  ·  Agilt arbetssätt  ·  Teknisk dokumentation</w:t>
       </w:r>
     </w:p>
     <w:p>
@@ -1462,6 +1507,134 @@
     </w:p>
     <w:p>
       <w:pPr>
+        <w:spacing w:after="16" w:before="120"/>
+      </w:pPr>
+      <w:r>
+        <w:rPr>
+          <w:rFonts w:ascii="Georgia" w:cs="Georgia" w:eastAsia="Georgia" w:hAnsi="Georgia"/>
+          <w:b/>
+          <w:bCs/>
+          <w:color w:val="2C2C2C"/>
+          <w:sz w:val="21"/>
+          <w:szCs w:val="21"/>
+        </w:rPr>
+        <w:t xml:space="preserve">Josefin</w:t>
+      </w:r>
+    </w:p>
+    <w:p>
+      <w:pPr>
+        <w:spacing w:after="16" w:before="0"/>
+      </w:pPr>
+      <w:r>
+        <w:rPr>
+          <w:rFonts w:ascii="Georgia" w:cs="Georgia" w:eastAsia="Georgia" w:hAnsi="Georgia"/>
+          <w:i/>
+          <w:iCs/>
+          <w:color w:val="555555"/>
+          <w:sz w:val="20"/>
+          <w:szCs w:val="20"/>
+        </w:rPr>
+        <w:t xml:space="preserve">Driftchef  ·  Blomsterlandet</w:t>
+      </w:r>
+    </w:p>
+    <w:p>
+      <w:pPr>
+        <w:spacing w:after="16" w:before="120"/>
+      </w:pPr>
+      <w:r>
+        <w:rPr>
+          <w:rFonts w:ascii="Georgia" w:cs="Georgia" w:eastAsia="Georgia" w:hAnsi="Georgia"/>
+          <w:b/>
+          <w:bCs/>
+          <w:color w:val="2C2C2C"/>
+          <w:sz w:val="21"/>
+          <w:szCs w:val="21"/>
+        </w:rPr>
+        <w:t xml:space="preserve">Harald</w:t>
+      </w:r>
+    </w:p>
+    <w:p>
+      <w:pPr>
+        <w:spacing w:after="16" w:before="0"/>
+      </w:pPr>
+      <w:r>
+        <w:rPr>
+          <w:rFonts w:ascii="Georgia" w:cs="Georgia" w:eastAsia="Georgia" w:hAnsi="Georgia"/>
+          <w:i/>
+          <w:iCs/>
+          <w:color w:val="555555"/>
+          <w:sz w:val="20"/>
+          <w:szCs w:val="20"/>
+        </w:rPr>
+        <w:t xml:space="preserve">Driftchef  ·  Blomsterlandet</w:t>
+      </w:r>
+    </w:p>
+    <w:p>
+      <w:pPr>
+        <w:spacing w:after="16" w:before="120"/>
+      </w:pPr>
+      <w:r>
+        <w:rPr>
+          <w:rFonts w:ascii="Georgia" w:cs="Georgia" w:eastAsia="Georgia" w:hAnsi="Georgia"/>
+          <w:b/>
+          <w:bCs/>
+          <w:color w:val="2C2C2C"/>
+          <w:sz w:val="21"/>
+          <w:szCs w:val="21"/>
+        </w:rPr>
+        <w:t xml:space="preserve">Amina</w:t>
+      </w:r>
+    </w:p>
+    <w:p>
+      <w:pPr>
+        <w:spacing w:after="16" w:before="0"/>
+      </w:pPr>
+      <w:r>
+        <w:rPr>
+          <w:rFonts w:ascii="Georgia" w:cs="Georgia" w:eastAsia="Georgia" w:hAnsi="Georgia"/>
+          <w:i/>
+          <w:iCs/>
+          <w:color w:val="555555"/>
+          <w:sz w:val="20"/>
+          <w:szCs w:val="20"/>
+        </w:rPr>
+        <w:t xml:space="preserve">Manager  ·  Job and Talent</w:t>
+      </w:r>
+    </w:p>
+    <w:p>
+      <w:pPr>
+        <w:spacing w:after="16" w:before="120"/>
+      </w:pPr>
+      <w:r>
+        <w:rPr>
+          <w:rFonts w:ascii="Georgia" w:cs="Georgia" w:eastAsia="Georgia" w:hAnsi="Georgia"/>
+          <w:b/>
+          <w:bCs/>
+          <w:color w:val="2C2C2C"/>
+          <w:sz w:val="21"/>
+          <w:szCs w:val="21"/>
+        </w:rPr>
+        <w:t xml:space="preserve">Christian Nils</w:t>
+      </w:r>
+    </w:p>
+    <w:p>
+      <w:pPr>
+        <w:spacing w:after="16" w:before="0"/>
+      </w:pPr>
+      <w:r>
+        <w:rPr>
+          <w:rFonts w:ascii="Georgia" w:cs="Georgia" w:eastAsia="Georgia" w:hAnsi="Georgia"/>
+          <w:i/>
+          <w:iCs/>
+          <w:color w:val="555555"/>
+          <w:sz w:val="20"/>
+          <w:szCs w:val="20"/>
+        </w:rPr>
+        <w:t xml:space="preserve">Produktchef  ·  Autoliv</w:t>
+      </w:r>
+    </w:p>
+    <w:p>
+      <w:pPr>
         <w:spacing w:after="0" w:before="0"/>
       </w:pPr>
       <w:r>
@@ -1471,199 +1644,7 @@
           <w:sz w:val="19"/>
           <w:szCs w:val="19"/>
         </w:rPr>
-        <w:t>Telefon: _______________   |   E-post: _______________</w:t>
-      </w:r>
-    </w:p>
-    <w:p>
-      <w:pPr>
-        <w:spacing w:after="16" w:before="120"/>
-      </w:pPr>
-      <w:r>
-        <w:rPr>
-          <w:rFonts w:ascii="Georgia" w:cs="Georgia" w:eastAsia="Georgia" w:hAnsi="Georgia"/>
-          <w:b/>
-          <w:bCs/>
-          <w:color w:val="2C2C2C"/>
-          <w:sz w:val="21"/>
-          <w:szCs w:val="21"/>
-        </w:rPr>
-        <w:t xml:space="preserve">Josefin</w:t>
-      </w:r>
-    </w:p>
-    <w:p>
-      <w:pPr>
-        <w:spacing w:after="16" w:before="0"/>
-      </w:pPr>
-      <w:r>
-        <w:rPr>
-          <w:rFonts w:ascii="Georgia" w:cs="Georgia" w:eastAsia="Georgia" w:hAnsi="Georgia"/>
-          <w:i/>
-          <w:iCs/>
-          <w:color w:val="555555"/>
-          <w:sz w:val="20"/>
-          <w:szCs w:val="20"/>
-        </w:rPr>
-        <w:t xml:space="preserve">Driftchef  ·  Blomsterlandet</w:t>
-      </w:r>
-    </w:p>
-    <w:p>
-      <w:pPr>
-        <w:spacing w:after="0" w:before="0"/>
-      </w:pPr>
-      <w:r>
-        <w:rPr>
-          <w:rFonts w:ascii="Georgia" w:cs="Georgia" w:eastAsia="Georgia" w:hAnsi="Georgia"/>
-          <w:color w:val="BBBBBB"/>
-          <w:sz w:val="19"/>
-          <w:szCs w:val="19"/>
-        </w:rPr>
-        <w:t>Telefon: _______________   |   E-post: _______________</w:t>
-      </w:r>
-    </w:p>
-    <w:p>
-      <w:pPr>
-        <w:spacing w:after="16" w:before="120"/>
-      </w:pPr>
-      <w:r>
-        <w:rPr>
-          <w:rFonts w:ascii="Georgia" w:cs="Georgia" w:eastAsia="Georgia" w:hAnsi="Georgia"/>
-          <w:b/>
-          <w:bCs/>
-          <w:color w:val="2C2C2C"/>
-          <w:sz w:val="21"/>
-          <w:szCs w:val="21"/>
-        </w:rPr>
-        <w:t xml:space="preserve">Harald</w:t>
-      </w:r>
-    </w:p>
-    <w:p>
-      <w:pPr>
-        <w:spacing w:after="16" w:before="0"/>
-      </w:pPr>
-      <w:r>
-        <w:rPr>
-          <w:rFonts w:ascii="Georgia" w:cs="Georgia" w:eastAsia="Georgia" w:hAnsi="Georgia"/>
-          <w:i/>
-          <w:iCs/>
-          <w:color w:val="555555"/>
-          <w:sz w:val="20"/>
-          <w:szCs w:val="20"/>
-        </w:rPr>
-        <w:t xml:space="preserve">Driftchef  ·  Blomsterlandet</w:t>
-      </w:r>
-    </w:p>
-    <w:p>
-      <w:pPr>
-        <w:spacing w:after="0" w:before="0"/>
-      </w:pPr>
-      <w:r>
-        <w:rPr>
-          <w:rFonts w:ascii="Georgia" w:cs="Georgia" w:eastAsia="Georgia" w:hAnsi="Georgia"/>
-          <w:color w:val="BBBBBB"/>
-          <w:sz w:val="19"/>
-          <w:szCs w:val="19"/>
-        </w:rPr>
-        <w:t>Telefon: _______________   |   E-post: _______________</w:t>
-      </w:r>
-    </w:p>
-    <w:p>
-      <w:pPr>
-        <w:spacing w:after="16" w:before="120"/>
-      </w:pPr>
-      <w:r>
-        <w:rPr>
-          <w:rFonts w:ascii="Georgia" w:cs="Georgia" w:eastAsia="Georgia" w:hAnsi="Georgia"/>
-          <w:b/>
-          <w:bCs/>
-          <w:color w:val="2C2C2C"/>
-          <w:sz w:val="21"/>
-          <w:szCs w:val="21"/>
-        </w:rPr>
-        <w:t xml:space="preserve">Amina</w:t>
-      </w:r>
-    </w:p>
-    <w:p>
-      <w:pPr>
-        <w:spacing w:after="16" w:before="0"/>
-      </w:pPr>
-      <w:r>
-        <w:rPr>
-          <w:rFonts w:ascii="Georgia" w:cs="Georgia" w:eastAsia="Georgia" w:hAnsi="Georgia"/>
-          <w:i/>
-          <w:iCs/>
-          <w:color w:val="555555"/>
-          <w:sz w:val="20"/>
-          <w:szCs w:val="20"/>
-        </w:rPr>
-        <w:t xml:space="preserve">Manager  ·  Job and Talent</w:t>
-      </w:r>
-    </w:p>
-    <w:p>
-      <w:pPr>
-        <w:spacing w:after="0" w:before="0"/>
-      </w:pPr>
-      <w:r>
-        <w:rPr>
-          <w:rFonts w:ascii="Georgia" w:cs="Georgia" w:eastAsia="Georgia" w:hAnsi="Georgia"/>
-          <w:color w:val="BBBBBB"/>
-          <w:sz w:val="19"/>
-          <w:szCs w:val="19"/>
-        </w:rPr>
-        <w:t>Telefon: _______________   |   E-post: _______________</w:t>
-      </w:r>
-    </w:p>
-    <w:p>
-      <w:pPr>
-        <w:spacing w:after="16" w:before="120"/>
-      </w:pPr>
-      <w:r>
-        <w:rPr>
-          <w:rFonts w:ascii="Georgia" w:cs="Georgia" w:eastAsia="Georgia" w:hAnsi="Georgia"/>
-          <w:b/>
-          <w:bCs/>
-          <w:color w:val="2C2C2C"/>
-          <w:sz w:val="21"/>
-          <w:szCs w:val="21"/>
-        </w:rPr>
-        <w:t xml:space="preserve">Christian Nils</w:t>
-      </w:r>
-    </w:p>
-    <w:p>
-      <w:pPr>
-        <w:spacing w:after="16" w:before="0"/>
-      </w:pPr>
-      <w:r>
-        <w:rPr>
-          <w:rFonts w:ascii="Georgia" w:cs="Georgia" w:eastAsia="Georgia" w:hAnsi="Georgia"/>
-          <w:i/>
-          <w:iCs/>
-          <w:color w:val="555555"/>
-          <w:sz w:val="20"/>
-          <w:szCs w:val="20"/>
-        </w:rPr>
-        <w:t xml:space="preserve">Produktchef  ·  Autoliv</w:t>
-      </w:r>
-    </w:p>
-    <w:p>
-      <w:pPr>
-        <w:spacing w:after="0" w:before="0"/>
-      </w:pPr>
-      <w:r>
-        <w:rPr>
-          <w:rFonts w:ascii="Georgia" w:cs="Georgia" w:eastAsia="Georgia" w:hAnsi="Georgia"/>
-          <w:color w:val="BBBBBB"/>
-          <w:sz w:val="19"/>
-          <w:szCs w:val="19"/>
-        </w:rPr>
-        <w:t>Telefon: _______________   |   E-post: _______________</w:t>
-      </w:r>
-    </w:p>
-    <w:p>
-      <w:pPr>
-        <w:spacing w:after="160" w:before="0"/>
-      </w:pPr>
-      <w:r>
-        <w:t xml:space="preserve"/>
+        <w:t>Fullständiga kontaktuppgifter lämnas gärna på begäran.</w:t>
       </w:r>
     </w:p>
     <w:p>

--- a/assets/cv-swedish.docx
+++ b/assets/cv-swedish.docx
@@ -607,7 +607,7 @@
           <w:sz w:val="19"/>
           <w:szCs w:val="19"/>
         </w:rPr>
-        <w:t xml:space="preserve">Feb 2025 – pågående</w:t>
+        <w:t>Feb 2026 – pågående</w:t>
       </w:r>
     </w:p>
     <w:p>
